--- a/manuscript_draft.docx
+++ b/manuscript_draft.docx
@@ -200,7 +200,7 @@
         <w:pStyle w:val="FirstParagraph"/>
       </w:pPr>
       <w:r>
-        <w:t xml:space="preserve">인공지능(AI)을 어떻게 규율할 것인가는 기술 정책의 문제를 넘어 국제정치의 문제가 되었다. 2019년 OECD가 AI 원칙을 채택한 뒤 유럽연합은 2024년에 포괄적 AI 규제법을 제정했고, 미국과 중국은 반도체 수출통제와 기술 표준, 군사 활용을 둘러싸고 경쟁하고 있으며, 유엔과 G7 등 다자 무대에서도 AI 규범 논의가 이어졌다. 한국은 2024년 5월 영국과 함께 AI 서울 정상회의를 공동 개최하였고 AI 기본법을 제정하였다</w:t>
+        <w:t xml:space="preserve">인공지능(AI)을 어떻게 규율할 것인가는 기술 정책의 문제를 넘어 국제정치의 문제가 되었다. 2019년 OECD가 AI 원칙을 채택한 뒤 유럽연합은 2024년에 포괄적 AI 규제법을 제정했고, 미국과 중국은 반도체 수출통제와 기술 표준, 군사 활용을 둘러싸고 경쟁하고 있으며, 유엔과 G7 등 다자 무대에서도 AI 규범 논의가 이어졌다. 한국은 2024년 5월 영국과 함께 AI 서울 정상회의를 공동 개최하였고, 2025년 1월 21일 인공지능 기본법을 공포하였다(시행 2026년 1월 22일)</w:t>
       </w:r>
       <w:r>
         <w:t xml:space="preserve"> </w:t>
@@ -209,7 +209,7 @@
         <w:rPr>
           <w:rStyle w:val="VerbatimChar"/>
         </w:rPr>
-        <w:t xml:space="preserve">[확인: 제정·시행 시기]</w:t>
+        <w:t xml:space="preserve">[확인: 국가법령정보센터 원문]</w:t>
       </w:r>
       <w:r>
         <w:t xml:space="preserve">. 이런 흐름 속에서 한국의 언론과 학계는 AI 글로벌 거버넌스를 서로 같은 방식으로 다루고 있는가. 언론은 사건과 경쟁을 중심으로, 학계는 제도와 규범을 중심으로 다루리라는 짐작은 있으나 이를 같은 기준으로 비교한 연구는 확인하지 못했다</w:t>
@@ -5233,16 +5233,7 @@
         <w:t xml:space="preserve">Proceedings of the 2019 AAAI/ACM Conference on AI, Ethics, and Society</w:t>
       </w:r>
       <w:r>
-        <w:t xml:space="preserve">.</w:t>
-      </w:r>
-      <w:r>
-        <w:t xml:space="preserve"> </w:t>
-      </w:r>
-      <w:r>
-        <w:rPr>
-          <w:rStyle w:val="VerbatimChar"/>
-        </w:rPr>
-        <w:t xml:space="preserve">[확인: 쪽수]</w:t>
+        <w:t xml:space="preserve">, 339–344.</w:t>
       </w:r>
     </w:p>
     <w:p>
@@ -5266,7 +5257,7 @@
         <w:t xml:space="preserve">Global Policy</w:t>
       </w:r>
       <w:r>
-        <w:t xml:space="preserve">.</w:t>
+        <w:t xml:space="preserve">, 11(5).</w:t>
       </w:r>
       <w:r>
         <w:t xml:space="preserve"> </w:t>
@@ -5275,7 +5266,7 @@
         <w:rPr>
           <w:rStyle w:val="VerbatimChar"/>
         </w:rPr>
-        <w:t xml:space="preserve">[확인: 권호·쪽수]</w:t>
+        <w:t xml:space="preserve">[확인: 쪽수·DOI]</w:t>
       </w:r>
     </w:p>
     <w:p>
